--- a/02_Regulatory_&_USACE_Frameworks/17_Government_&_Regulatory_Outreach_Plan.docx
+++ b/02_Regulatory_&_USACE_Frameworks/17_Government_&_Regulatory_Outreach_Plan.docx
@@ -35,7 +35,7 @@
         <w:rPr>
           <w:b/>
         </w:rPr>
-        <w:t>Founder &amp; Managing Director</w:t>
+        <w:t>Co-Founder &amp; Managing Director</w:t>
       </w:r>
       <w:r>
         <w:t>: Hunter Morris (*Fly Fishing North Georgia*, bookings@flyfishingnorthgeorgia.com)</w:t>
@@ -47,7 +47,7 @@
         <w:rPr>
           <w:b/>
         </w:rPr>
-        <w:t>Co-Founder &amp; Board Member</w:t>
+        <w:t>Board Member</w:t>
       </w:r>
       <w:r>
         <w:t>: Hadi Irvani (General Partner at Infill Capital Partners, University of Virginia - UVA)</w:t>
@@ -914,7 +914,7 @@
         <w:t>The project site consists of approximately 1,500 linear feet of perennial, degraded coldwater trout habitat showing severe bank destabilization and channel widening due to historical land clearing. Our geomorphic design-build strategy centers on Rosgen Priority 1 Natural Channel Design (NCD), reconnecting the channel to its active floodplain, installing bioengineered root-wads, and establishing a perpetual 100-foot native canopy buffer.</w:t>
         <w:br/>
         <w:br/>
-        <w:t xml:space="preserve">We operate under formal corporate governance led by myself and my Co-Founder &amp; Board Member, Hadi Irvani (General Partner at Infill Capital Partners, University of Virginia - UVA alumnus). </w:t>
+        <w:t xml:space="preserve">We operate under formal corporate governance led by myself and my Board Member, Hadi Irvani (General Partner at Infill Capital Partners, University of Virginia - UVA alumnus). </w:t>
         <w:br/>
         <w:br/>
         <w:t>We are finalizing our conceptual Draft Prospectus and would highly appreciate the opportunity to walk the reach with you and members of the Interagency Review Team (IRT) to obtain your baseline geomorphic feedback.</w:t>
@@ -931,7 +931,7 @@
         <w:br/>
         <w:t>Hunter Morris</w:t>
         <w:br/>
-        <w:t>Founder &amp; Managing Director</w:t>
+        <w:t>Co-Founder &amp; Managing Director</w:t>
         <w:br/>
         <w:t>Blue Ridge Stream Restoration &amp; Mitigation LLC</w:t>
         <w:br/>
@@ -1015,7 +1015,7 @@
         <w:br/>
         <w:t>Hunter Morris</w:t>
         <w:br/>
-        <w:t>Founder &amp; Managing Director</w:t>
+        <w:t>Co-Founder &amp; Managing Director</w:t>
         <w:br/>
         <w:t>Blue Ridge Stream Restoration &amp; Mitigation LLC</w:t>
         <w:br/>
